--- a/output/site/ai/resume.docx
+++ b/output/site/ai/resume.docx
@@ -49,7 +49,7 @@
         <w:t xml:space="preserve">Python: </w:t>
       </w:r>
       <w:r>
-        <w:t>Python 3.11, FastAPI, SQLAlchemy 2, Alembic, Pydantic, Typer, pytest</w:t>
+        <w:t>Python 3.11, FastAPI, SQLAlchemy 2, pytest</w:t>
       </w:r>
     </w:p>
     <w:p>
@@ -60,7 +60,7 @@
         <w:t xml:space="preserve">Speech and ML: </w:t>
       </w:r>
       <w:r>
-        <w:t>faster-whisper (CUDA), pyannote.audio, VAD, Speaker diarization, PyTorch / GPU, WASAPI</w:t>
+        <w:t>faster-whisper (CUDA), pyannote.audio, VAD, PyTorch / GPU</w:t>
       </w:r>
     </w:p>
     <w:p>
@@ -71,7 +71,7 @@
         <w:t xml:space="preserve">Data: </w:t>
       </w:r>
       <w:r>
-        <w:t>PostgreSQL, Playwright, selectolax, NumPy</w:t>
+        <w:t>PostgreSQL, Playwright</w:t>
       </w:r>
     </w:p>
     <w:p>
@@ -82,29 +82,7 @@
         <w:t xml:space="preserve">AI agents: </w:t>
       </w:r>
       <w:r>
-        <w:t>Claude Code, MCP servers, Subagents and hooks, Agent tooling (CDP)</w:t>
-      </w:r>
-    </w:p>
-    <w:p>
-      <w:r>
-        <w:rPr>
-          <w:b/>
-        </w:rPr>
-        <w:t xml:space="preserve">Web: </w:t>
-      </w:r>
-      <w:r>
-        <w:t>Next.js 16, React 19, NestJS, TypeScript</w:t>
-      </w:r>
-    </w:p>
-    <w:p>
-      <w:r>
-        <w:rPr>
-          <w:b/>
-        </w:rPr>
-        <w:t xml:space="preserve">Production background: </w:t>
-      </w:r>
-      <w:r>
-        <w:t>C#, .NET 7, MS SQL Server, Delphi 12</w:t>
+        <w:t>Claude Code, MCP servers</w:t>
       </w:r>
     </w:p>
     <w:p>
@@ -149,23 +127,7 @@
         <w:pStyle w:val="ListBullet"/>
       </w:pPr>
       <w:r>
-        <w:t>A real-estate parser in Python: SQLAlchemy 2 and Alembic over PostgreSQL, Playwright and selectolax, a Typer CLI, pytest and ruff.</w:t>
-      </w:r>
-    </w:p>
-    <w:p>
-      <w:pPr>
-        <w:pStyle w:val="ListBullet"/>
-      </w:pPr>
-      <w:r>
         <w:t>A listings pipeline over six sources with geocoding, deduplication and catalog publishing through GitHub Actions.</w:t>
-      </w:r>
-    </w:p>
-    <w:p>
-      <w:pPr>
-        <w:pStyle w:val="ListBullet"/>
-      </w:pPr>
-      <w:r>
-        <w:t>A legacy-code analyzer: Python parses .dfm and .pas files and diffs stored-procedure calls, Next.js renders the system map with annotations.</w:t>
       </w:r>
     </w:p>
     <w:p>
@@ -181,7 +143,7 @@
         <w:rPr>
           <w:b/>
         </w:rPr>
-        <w:t>Lead Application Programmer, ATB-Market, Dnipro</w:t>
+        <w:t>Lead Application Programmer, ATB-Market (Ukraine's largest grocery retail network), Dnipro</w:t>
       </w:r>
     </w:p>
     <w:p>
@@ -195,14 +157,6 @@
       </w:pPr>
       <w:r>
         <w:t>Since 2018 also build internal services on ASP.NET Core and Angular: access, audit, reporting, integrations — 33 of the network's systems carry my code.</w:t>
-      </w:r>
-    </w:p>
-    <w:p>
-      <w:pPr>
-        <w:pStyle w:val="ListBullet"/>
-      </w:pPr>
-      <w:r>
-        <w:t>Own the client side of the network's trading system: 955 units, 828 forms, MS SQL, covering supply documents, pricing and fiscal invoices.</w:t>
       </w:r>
     </w:p>
     <w:p>

--- a/output/site/ai/resume.docx
+++ b/output/site/ai/resume.docx
@@ -25,12 +25,12 @@
     </w:p>
     <w:p>
       <w:r>
-        <w:t>Ten years of production engineering plus a personal track in Python and ML. Built a real-time speech pipeline: faster-whisper on CUDA, pyannote diarization, VAD and streaming — 55 modules, 15,500 lines of Python, with regression measurements of latency and RTF. Alongside it: data pipelines on SQLAlchemy and Playwright, and daily work with AI agents.</w:t>
+        <w:t>Ten years of production engineering plus a personal track in Python and ML. Built a real-time speech pipeline: faster-whisper on CUDA, pyannote diarization, VAD and streaming, with regression measurements of latency and RTF. Alongside it: data pipelines on SQLAlchemy and Playwright, and daily work with AI agents.</w:t>
       </w:r>
     </w:p>
     <w:p>
       <w:r>
-        <w:t>15 500 lines — of Python in the speech pipeline: 55 modules, STT and diarization · 27 — repositories in 2026: freelance and personal projects · 6 sources — in the listings pipeline: OLX, LUN, Rieltor, Metrazh, Telegram, FB · 10 years — in production retail systems, 2016 to now</w:t>
+        <w:t>27 — repositories in 2026: freelance and personal projects · 6 sources — in the listings pipeline: OLX, LUN, Rieltor, Metrazh, Telegram, FB · 10 years — in production retail systems, 2016 to now</w:t>
       </w:r>
     </w:p>
     <w:p>
@@ -111,7 +111,7 @@
         <w:pStyle w:val="ListBullet"/>
       </w:pPr>
       <w:r>
-        <w:t>A real-time speech pipeline: faster-whisper on CUDA, pyannote diarization, VAD, WASAPI capture — 55 modules, 15,500 lines of Python.</w:t>
+        <w:t>A real-time speech pipeline: faster-whisper on CUDA, pyannote diarization, VAD, WASAPI capture.</w:t>
       </w:r>
     </w:p>
     <w:p>
